--- a/docs/Brandboock  My Job.docx
+++ b/docs/Brandboock  My Job.docx
@@ -817,7 +817,7 @@
               <mc:AlternateContent>
                 <mc:Choice Requires="wps">
                   <w:drawing>
-                    <wp:anchor distT="0" distB="0" distL="114300" distR="114300" simplePos="0" relativeHeight="251681792" behindDoc="0" locked="0" layoutInCell="1" allowOverlap="1" wp14:anchorId="0F2B138B" wp14:editId="5EB9DFE5">
+                    <wp:anchor distT="0" distB="0" distL="114300" distR="114300" simplePos="0" relativeHeight="251681792" behindDoc="0" locked="0" layoutInCell="1" allowOverlap="1" wp14:anchorId="0F2B138B" wp14:editId="230B8AC6">
                       <wp:simplePos x="0" y="0"/>
                       <wp:positionH relativeFrom="column">
                         <wp:posOffset>-7620</wp:posOffset>
@@ -843,7 +843,7 @@
                                 <a:avLst/>
                               </a:prstGeom>
                               <a:solidFill>
-                                <a:srgbClr val="EE7119"/>
+                                <a:srgbClr val="111827"/>
                               </a:solidFill>
                               <a:ln>
                                 <a:noFill/>
@@ -892,7 +892,7 @@
                 </mc:Choice>
                 <mc:Fallback>
                   <w:pict>
-                    <v:rect w14:anchorId="6EE8C45E" id="Прямокутник 14" o:spid="_x0000_s1026" style="position:absolute;margin-left:-.6pt;margin-top:85.45pt;width:85pt;height:28.3pt;z-index:251681792;visibility:visible;mso-wrap-style:square;mso-width-percent:0;mso-height-percent:0;mso-wrap-distance-left:9pt;mso-wrap-distance-top:0;mso-wrap-distance-right:9pt;mso-wrap-distance-bottom:0;mso-position-horizontal:absolute;mso-position-horizontal-relative:text;mso-position-vertical:absolute;mso-position-vertical-relative:text;mso-width-percent:0;mso-height-percent:0;mso-width-relative:margin;mso-height-relative:margin;v-text-anchor:middle" o:gfxdata="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" fillcolor="#ee7119" stroked="f" strokeweight="1pt">
+                    <v:rect w14:anchorId="6D0C439E" id="Прямокутник 14" o:spid="_x0000_s1026" style="position:absolute;margin-left:-.6pt;margin-top:85.45pt;width:85pt;height:28.3pt;z-index:251681792;visibility:visible;mso-wrap-style:square;mso-width-percent:0;mso-height-percent:0;mso-wrap-distance-left:9pt;mso-wrap-distance-top:0;mso-wrap-distance-right:9pt;mso-wrap-distance-bottom:0;mso-position-horizontal:absolute;mso-position-horizontal-relative:text;mso-position-vertical:absolute;mso-position-vertical-relative:text;mso-width-percent:0;mso-height-percent:0;mso-width-relative:margin;mso-height-relative:margin;v-text-anchor:middle" o:gfxdata="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" fillcolor="#111827" stroked="f" strokeweight="1pt">
                       <v:shadow on="t" color="black" opacity="26214f" origin="-.5,-.5" offset=".74836mm,.74836mm"/>
                     </v:rect>
                   </w:pict>
@@ -907,7 +907,7 @@
               <mc:AlternateContent>
                 <mc:Choice Requires="wps">
                   <w:drawing>
-                    <wp:anchor distT="0" distB="0" distL="114300" distR="114300" simplePos="0" relativeHeight="251679744" behindDoc="0" locked="0" layoutInCell="1" allowOverlap="1" wp14:anchorId="7858CE83" wp14:editId="58DF91C9">
+                    <wp:anchor distT="0" distB="0" distL="114300" distR="114300" simplePos="0" relativeHeight="251679744" behindDoc="0" locked="0" layoutInCell="1" allowOverlap="1" wp14:anchorId="7858CE83" wp14:editId="6ADE1E85">
                       <wp:simplePos x="0" y="0"/>
                       <wp:positionH relativeFrom="column">
                         <wp:posOffset>-7620</wp:posOffset>
@@ -933,7 +933,7 @@
                                 <a:avLst/>
                               </a:prstGeom>
                               <a:solidFill>
-                                <a:srgbClr val="EE7119"/>
+                                <a:srgbClr val="1F2937"/>
                               </a:solidFill>
                               <a:ln>
                                 <a:noFill/>
@@ -982,7 +982,7 @@
                 </mc:Choice>
                 <mc:Fallback>
                   <w:pict>
-                    <v:rect w14:anchorId="3ED7E7BD" id="Прямокутник 14" o:spid="_x0000_s1026" style="position:absolute;margin-left:-.6pt;margin-top:44.95pt;width:85pt;height:28.3pt;z-index:251679744;visibility:visible;mso-wrap-style:square;mso-width-percent:0;mso-height-percent:0;mso-wrap-distance-left:9pt;mso-wrap-distance-top:0;mso-wrap-distance-right:9pt;mso-wrap-distance-bottom:0;mso-position-horizontal:absolute;mso-position-horizontal-relative:text;mso-position-vertical:absolute;mso-position-vertical-relative:text;mso-width-percent:0;mso-height-percent:0;mso-width-relative:margin;mso-height-relative:margin;v-text-anchor:middle" o:gfxdata="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" fillcolor="#ee7119" stroked="f" strokeweight="1pt">
+                    <v:rect w14:anchorId="7AEA248F" id="Прямокутник 14" o:spid="_x0000_s1026" style="position:absolute;margin-left:-.6pt;margin-top:44.95pt;width:85pt;height:28.3pt;z-index:251679744;visibility:visible;mso-wrap-style:square;mso-width-percent:0;mso-height-percent:0;mso-wrap-distance-left:9pt;mso-wrap-distance-top:0;mso-wrap-distance-right:9pt;mso-wrap-distance-bottom:0;mso-position-horizontal:absolute;mso-position-horizontal-relative:text;mso-position-vertical:absolute;mso-position-vertical-relative:text;mso-width-percent:0;mso-height-percent:0;mso-width-relative:margin;mso-height-relative:margin;v-text-anchor:middle" o:gfxdata="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" fillcolor="#1f2937" stroked="f" strokeweight="1pt">
                       <v:shadow on="t" color="black" opacity="26214f" origin="-.5,-.5" offset=".74836mm,.74836mm"/>
                     </v:rect>
                   </w:pict>
@@ -1111,6 +1111,20 @@
                 <w:lang w:val="ru-RU"/>
               </w:rPr>
             </w:pPr>
+            <w:proofErr w:type="spellStart"/>
+            <w:r>
+              <w:rPr>
+                <w:lang w:val="ru-RU"/>
+              </w:rPr>
+              <w:t>dark</w:t>
+            </w:r>
+            <w:proofErr w:type="spellEnd"/>
+            <w:r>
+              <w:rPr>
+                <w:lang w:val="ru-RU"/>
+              </w:rPr>
+              <w:t xml:space="preserve"> theme</w:t>
+            </w:r>
           </w:p>
         </w:tc>
         <w:tc>
@@ -1139,6 +1153,12 @@
                 <w:lang w:val="ru-RU"/>
               </w:rPr>
             </w:pPr>
+            <w:r>
+              <w:rPr>
+                <w:lang w:val="ru-RU"/>
+              </w:rPr>
+              <w:t>#1F2937</w:t>
+            </w:r>
           </w:p>
         </w:tc>
         <w:tc>
@@ -1213,6 +1233,12 @@
                 <w:lang w:val="ru-RU"/>
               </w:rPr>
             </w:pPr>
+            <w:r>
+              <w:rPr>
+                <w:lang w:val="ru-RU"/>
+              </w:rPr>
+              <w:t>#111827</w:t>
+            </w:r>
           </w:p>
         </w:tc>
         <w:tc>
